--- a/docs/راهنمای-راه‌اندازی-سایت-خشایار.docx
+++ b/docs/راهنمای-راه‌اندازی-سایت-خشایار.docx
@@ -2566,7 +2566,7 @@
                 <w:szCs w:val="20"/>
                 <w:rtl/>
               </w:rPr>
-              <w:t xml:space="preserve">فاز ۳ و ۴: شاپ، بوفه، کیف پول، پنل‌ها</w:t>
+              <w:t xml:space="preserve">فاز ۴: پنل‌های مدیر، پذیرش، مربی و پیامک‌های خودکار</w:t>
             </w:r>
           </w:p>
         </w:tc>
@@ -2632,7 +2632,7 @@
                 <w:szCs w:val="20"/>
                 <w:rtl/>
               </w:rPr>
-              <w:t xml:space="preserve">محتوا از باشگاه</w:t>
+              <w:t xml:space="preserve">فهرست کارکنان</w:t>
             </w:r>
           </w:p>
         </w:tc>
@@ -6850,7 +6850,7 @@
           <w:rFonts w:ascii="Tahoma" w:cs="Tahoma" w:eastAsia="Tahoma" w:hAnsi="Tahoma"/>
           <w:rtl/>
         </w:rPr>
-        <w:t xml:space="preserve">رنگ‌بندی آبی هماهنگ با لوگو</w:t>
+        <w:t xml:space="preserve">فاز ۳: شاپ خشایار با موجودی هر شعبه، منوی بوفه با QR و تابلوی لحظه‌ای، کیف پول، صفحهٔ جشنواره</w:t>
       </w:r>
     </w:p>
     <w:p>
@@ -6874,7 +6874,31 @@
           <w:rFonts w:ascii="Tahoma" w:cs="Tahoma" w:eastAsia="Tahoma" w:hAnsi="Tahoma"/>
           <w:rtl/>
         </w:rPr>
-        <w:t xml:space="preserve">امنیت پایه: رمزنگاری نشست، محدودیت تعداد درخواست، بررسی مبلغ پرداخت سمت سرور، و بیش از ۴۰ تست خودکار</w:t>
+        <w:t xml:space="preserve">رنگ‌بندی آبی هماهنگ با لوگو</w:t>
+      </w:r>
+    </w:p>
+    <w:p>
+      <w:pPr>
+        <w:bidi/>
+        <w:spacing w:after="70" w:line="340"/>
+        <w:ind w:start="360"/>
+      </w:pPr>
+      <w:r>
+        <w:rPr>
+          <w:rFonts w:ascii="Tahoma" w:cs="Tahoma" w:eastAsia="Tahoma" w:hAnsi="Tahoma"/>
+          <w:b/>
+          <w:bCs/>
+          <w:color w:val="1F9D55"/>
+          <w:rtl/>
+        </w:rPr>
+        <w:t xml:space="preserve">✔  </w:t>
+      </w:r>
+      <w:r>
+        <w:rPr>
+          <w:rFonts w:ascii="Tahoma" w:cs="Tahoma" w:eastAsia="Tahoma" w:hAnsi="Tahoma"/>
+          <w:rtl/>
+        </w:rPr>
+        <w:t xml:space="preserve">امنیت پایه: نشست امن، محدودیت تعداد درخواست، بررسی مبلغ پرداخت سمت سرور، و بیش از ۸۰ تست خودکار</w:t>
       </w:r>
     </w:p>
     <w:p>
@@ -7759,7 +7783,7 @@
           <w:szCs w:val="26"/>
           <w:rtl/>
         </w:rPr>
-        <w:t xml:space="preserve">  فاز ۳ و ۴</w:t>
+        <w:t xml:space="preserve">  فاز ۴ (پنل‌ها)</w:t>
       </w:r>
     </w:p>
     <w:p>
@@ -7783,7 +7807,7 @@
           <w:rFonts w:ascii="Tahoma" w:cs="Tahoma" w:eastAsia="Tahoma" w:hAnsi="Tahoma"/>
           <w:rtl/>
         </w:rPr>
-        <w:t xml:space="preserve">شاپ خشایار، بوفه با QR، کیف پول، مدیریت جشنواره</w:t>
+        <w:t xml:space="preserve">ساخت و ویرایش جشنواره، کالاها، منو و موجودی از پنل مدیر</w:t>
       </w:r>
     </w:p>
     <w:p>
@@ -10013,7 +10037,7 @@
                 <w:szCs w:val="20"/>
                 <w:rtl/>
               </w:rPr>
-              <w:t xml:space="preserve">شاپ، بوفه، کیف پول، مدیریت جشنواره</w:t>
+              <w:t xml:space="preserve">شاپ خشایار (مکمل، پوشاک، لوازم)</w:t>
             </w:r>
           </w:p>
         </w:tc>
@@ -10046,7 +10070,7 @@
                 <w:szCs w:val="20"/>
                 <w:rtl/>
               </w:rPr>
-              <w:t xml:space="preserve">فاز ۳</w:t>
+              <w:t xml:space="preserve">کار می‌کند با کالاهای نمونه</w:t>
             </w:r>
           </w:p>
         </w:tc>
@@ -10079,7 +10103,7 @@
                 <w:szCs w:val="20"/>
                 <w:rtl/>
               </w:rPr>
-              <w:t xml:space="preserve">محصولات، منو، موجودی؛ پرسش از درگاه دربارهٔ کیف پول</w:t>
+              <w:t xml:space="preserve">فهرست واقعی کالاها، عکس، قیمت و موجودی هر شعبه</w:t>
             </w:r>
           </w:p>
         </w:tc>
@@ -10112,7 +10136,7 @@
                 <w:szCs w:val="20"/>
                 <w:rtl/>
               </w:rPr>
-              <w:t xml:space="preserve">باشگاه + ما</w:t>
+              <w:t xml:space="preserve">باشگاه</w:t>
             </w:r>
           </w:p>
         </w:tc>
@@ -10150,7 +10174,7 @@
                 <w:szCs w:val="20"/>
                 <w:rtl/>
               </w:rPr>
-              <w:t xml:space="preserve">پنل مدیر، پذیرش، مربی، بوفه، فروشگاه</w:t>
+              <w:t xml:space="preserve">منوی بوفه با QR و تابلوی لحظه‌ای</w:t>
             </w:r>
           </w:p>
         </w:tc>
@@ -10183,7 +10207,7 @@
                 <w:szCs w:val="20"/>
                 <w:rtl/>
               </w:rPr>
-              <w:t xml:space="preserve">فاز ۴</w:t>
+              <w:t xml:space="preserve">کار می‌کند با منوی نمونه</w:t>
             </w:r>
           </w:p>
         </w:tc>
@@ -10216,7 +10240,7 @@
                 <w:szCs w:val="20"/>
                 <w:rtl/>
               </w:rPr>
-              <w:t xml:space="preserve">فهرست کارکنان و نقش‌ها</w:t>
+              <w:t xml:space="preserve">منو و قیمت واقعی، چاپ QR میزها، یک تبلت پشت پیشخوان</w:t>
             </w:r>
           </w:p>
         </w:tc>
@@ -10249,7 +10273,7 @@
                 <w:szCs w:val="20"/>
                 <w:rtl/>
               </w:rPr>
-              <w:t xml:space="preserve">باشگاه + ما</w:t>
+              <w:t xml:space="preserve">باشگاه</w:t>
             </w:r>
           </w:p>
         </w:tc>
@@ -10287,6 +10311,417 @@
                 <w:szCs w:val="20"/>
                 <w:rtl/>
               </w:rPr>
+              <w:t xml:space="preserve">کیف پول</w:t>
+            </w:r>
+          </w:p>
+        </w:tc>
+        <w:tc>
+          <w:tcPr>
+            <w:tcW w:type="dxa" w:w="2007"/>
+            <w:tcBorders>
+              <w:top w:val="single" w:color="D9D9D9" w:sz="4"/>
+              <w:left w:val="single" w:color="D9D9D9" w:sz="4"/>
+              <w:bottom w:val="single" w:color="D9D9D9" w:sz="4"/>
+              <w:right w:val="single" w:color="D9D9D9" w:sz="4"/>
+            </w:tcBorders>
+            <w:shd w:fill="F7F9FC" w:color="auto" w:val="clear"/>
+            <w:tcMar>
+              <w:top w:type="dxa" w:w="80"/>
+              <w:left w:type="dxa" w:w="110"/>
+              <w:bottom w:type="dxa" w:w="80"/>
+              <w:right w:type="dxa" w:w="110"/>
+            </w:tcMar>
+          </w:tcPr>
+          <w:p>
+            <w:pPr>
+              <w:bidi/>
+              <w:spacing w:after="0" w:line="300"/>
+            </w:pPr>
+            <w:r>
+              <w:rPr>
+                <w:rFonts w:ascii="Tahoma" w:cs="Tahoma" w:eastAsia="Tahoma" w:hAnsi="Tahoma"/>
+                <w:sz w:val="20"/>
+                <w:szCs w:val="20"/>
+                <w:rtl/>
+              </w:rPr>
+              <w:t xml:space="preserve">کار می‌کند</w:t>
+            </w:r>
+          </w:p>
+        </w:tc>
+        <w:tc>
+          <w:tcPr>
+            <w:tcW w:type="dxa" w:w="3413"/>
+            <w:tcBorders>
+              <w:top w:val="single" w:color="D9D9D9" w:sz="4"/>
+              <w:left w:val="single" w:color="D9D9D9" w:sz="4"/>
+              <w:bottom w:val="single" w:color="D9D9D9" w:sz="4"/>
+              <w:right w:val="single" w:color="D9D9D9" w:sz="4"/>
+            </w:tcBorders>
+            <w:shd w:fill="F7F9FC" w:color="auto" w:val="clear"/>
+            <w:tcMar>
+              <w:top w:type="dxa" w:w="80"/>
+              <w:left w:type="dxa" w:w="110"/>
+              <w:bottom w:type="dxa" w:w="80"/>
+              <w:right w:type="dxa" w:w="110"/>
+            </w:tcMar>
+          </w:tcPr>
+          <w:p>
+            <w:pPr>
+              <w:bidi/>
+              <w:spacing w:after="0" w:line="300"/>
+            </w:pPr>
+            <w:r>
+              <w:rPr>
+                <w:rFonts w:ascii="Tahoma" w:cs="Tahoma" w:eastAsia="Tahoma" w:hAnsi="Tahoma"/>
+                <w:sz w:val="20"/>
+                <w:szCs w:val="20"/>
+                <w:rtl/>
+              </w:rPr>
+              <w:t xml:space="preserve">تأیید درگاه برای شارژ کیف پول</w:t>
+            </w:r>
+          </w:p>
+        </w:tc>
+        <w:tc>
+          <w:tcPr>
+            <w:tcW w:type="dxa" w:w="1608"/>
+            <w:tcBorders>
+              <w:top w:val="single" w:color="D9D9D9" w:sz="4"/>
+              <w:left w:val="single" w:color="D9D9D9" w:sz="4"/>
+              <w:bottom w:val="single" w:color="D9D9D9" w:sz="4"/>
+              <w:right w:val="single" w:color="D9D9D9" w:sz="4"/>
+            </w:tcBorders>
+            <w:shd w:fill="F7F9FC" w:color="auto" w:val="clear"/>
+            <w:tcMar>
+              <w:top w:type="dxa" w:w="80"/>
+              <w:left w:type="dxa" w:w="110"/>
+              <w:bottom w:type="dxa" w:w="80"/>
+              <w:right w:type="dxa" w:w="110"/>
+            </w:tcMar>
+          </w:tcPr>
+          <w:p>
+            <w:pPr>
+              <w:bidi/>
+              <w:spacing w:after="0" w:line="300"/>
+            </w:pPr>
+            <w:r>
+              <w:rPr>
+                <w:rFonts w:ascii="Tahoma" w:cs="Tahoma" w:eastAsia="Tahoma" w:hAnsi="Tahoma"/>
+                <w:sz w:val="20"/>
+                <w:szCs w:val="20"/>
+                <w:rtl/>
+              </w:rPr>
+              <w:t xml:space="preserve">باشگاه</w:t>
+            </w:r>
+          </w:p>
+        </w:tc>
+      </w:tr>
+      <w:tr>
+        <w:trPr>
+          <w:cantSplit/>
+        </w:trPr>
+        <w:tc>
+          <w:tcPr>
+            <w:tcW w:type="dxa" w:w="2610"/>
+            <w:tcBorders>
+              <w:top w:val="single" w:color="D9D9D9" w:sz="4"/>
+              <w:left w:val="single" w:color="D9D9D9" w:sz="4"/>
+              <w:bottom w:val="single" w:color="D9D9D9" w:sz="4"/>
+              <w:right w:val="single" w:color="D9D9D9" w:sz="4"/>
+            </w:tcBorders>
+            <w:shd w:fill="FFFFFF" w:color="auto" w:val="clear"/>
+            <w:tcMar>
+              <w:top w:type="dxa" w:w="80"/>
+              <w:left w:type="dxa" w:w="110"/>
+              <w:bottom w:type="dxa" w:w="80"/>
+              <w:right w:type="dxa" w:w="110"/>
+            </w:tcMar>
+          </w:tcPr>
+          <w:p>
+            <w:pPr>
+              <w:bidi/>
+              <w:spacing w:after="0" w:line="300"/>
+            </w:pPr>
+            <w:r>
+              <w:rPr>
+                <w:rFonts w:ascii="Tahoma" w:cs="Tahoma" w:eastAsia="Tahoma" w:hAnsi="Tahoma"/>
+                <w:sz w:val="20"/>
+                <w:szCs w:val="20"/>
+                <w:rtl/>
+              </w:rPr>
+              <w:t xml:space="preserve">صفحهٔ جشنواره</w:t>
+            </w:r>
+          </w:p>
+        </w:tc>
+        <w:tc>
+          <w:tcPr>
+            <w:tcW w:type="dxa" w:w="2007"/>
+            <w:tcBorders>
+              <w:top w:val="single" w:color="D9D9D9" w:sz="4"/>
+              <w:left w:val="single" w:color="D9D9D9" w:sz="4"/>
+              <w:bottom w:val="single" w:color="D9D9D9" w:sz="4"/>
+              <w:right w:val="single" w:color="D9D9D9" w:sz="4"/>
+            </w:tcBorders>
+            <w:shd w:fill="FFFFFF" w:color="auto" w:val="clear"/>
+            <w:tcMar>
+              <w:top w:type="dxa" w:w="80"/>
+              <w:left w:type="dxa" w:w="110"/>
+              <w:bottom w:type="dxa" w:w="80"/>
+              <w:right w:type="dxa" w:w="110"/>
+            </w:tcMar>
+          </w:tcPr>
+          <w:p>
+            <w:pPr>
+              <w:bidi/>
+              <w:spacing w:after="0" w:line="300"/>
+            </w:pPr>
+            <w:r>
+              <w:rPr>
+                <w:rFonts w:ascii="Tahoma" w:cs="Tahoma" w:eastAsia="Tahoma" w:hAnsi="Tahoma"/>
+                <w:sz w:val="20"/>
+                <w:szCs w:val="20"/>
+                <w:rtl/>
+              </w:rPr>
+              <w:t xml:space="preserve">کار می‌کند</w:t>
+            </w:r>
+          </w:p>
+        </w:tc>
+        <w:tc>
+          <w:tcPr>
+            <w:tcW w:type="dxa" w:w="3413"/>
+            <w:tcBorders>
+              <w:top w:val="single" w:color="D9D9D9" w:sz="4"/>
+              <w:left w:val="single" w:color="D9D9D9" w:sz="4"/>
+              <w:bottom w:val="single" w:color="D9D9D9" w:sz="4"/>
+              <w:right w:val="single" w:color="D9D9D9" w:sz="4"/>
+            </w:tcBorders>
+            <w:shd w:fill="FFFFFF" w:color="auto" w:val="clear"/>
+            <w:tcMar>
+              <w:top w:type="dxa" w:w="80"/>
+              <w:left w:type="dxa" w:w="110"/>
+              <w:bottom w:type="dxa" w:w="80"/>
+              <w:right w:type="dxa" w:w="110"/>
+            </w:tcMar>
+          </w:tcPr>
+          <w:p>
+            <w:pPr>
+              <w:bidi/>
+              <w:spacing w:after="0" w:line="300"/>
+            </w:pPr>
+            <w:r>
+              <w:rPr>
+                <w:rFonts w:ascii="Tahoma" w:cs="Tahoma" w:eastAsia="Tahoma" w:hAnsi="Tahoma"/>
+                <w:sz w:val="20"/>
+                <w:szCs w:val="20"/>
+                <w:rtl/>
+              </w:rPr>
+              <w:t xml:space="preserve">تعریف جشنوارهٔ واقعی (از پنل مدیر در فاز ۴)</w:t>
+            </w:r>
+          </w:p>
+        </w:tc>
+        <w:tc>
+          <w:tcPr>
+            <w:tcW w:type="dxa" w:w="1608"/>
+            <w:tcBorders>
+              <w:top w:val="single" w:color="D9D9D9" w:sz="4"/>
+              <w:left w:val="single" w:color="D9D9D9" w:sz="4"/>
+              <w:bottom w:val="single" w:color="D9D9D9" w:sz="4"/>
+              <w:right w:val="single" w:color="D9D9D9" w:sz="4"/>
+            </w:tcBorders>
+            <w:shd w:fill="FFFFFF" w:color="auto" w:val="clear"/>
+            <w:tcMar>
+              <w:top w:type="dxa" w:w="80"/>
+              <w:left w:type="dxa" w:w="110"/>
+              <w:bottom w:type="dxa" w:w="80"/>
+              <w:right w:type="dxa" w:w="110"/>
+            </w:tcMar>
+          </w:tcPr>
+          <w:p>
+            <w:pPr>
+              <w:bidi/>
+              <w:spacing w:after="0" w:line="300"/>
+            </w:pPr>
+            <w:r>
+              <w:rPr>
+                <w:rFonts w:ascii="Tahoma" w:cs="Tahoma" w:eastAsia="Tahoma" w:hAnsi="Tahoma"/>
+                <w:sz w:val="20"/>
+                <w:szCs w:val="20"/>
+                <w:rtl/>
+              </w:rPr>
+              <w:t xml:space="preserve">باشگاه + ما</w:t>
+            </w:r>
+          </w:p>
+        </w:tc>
+      </w:tr>
+      <w:tr>
+        <w:trPr>
+          <w:cantSplit/>
+        </w:trPr>
+        <w:tc>
+          <w:tcPr>
+            <w:tcW w:type="dxa" w:w="2610"/>
+            <w:tcBorders>
+              <w:top w:val="single" w:color="D9D9D9" w:sz="4"/>
+              <w:left w:val="single" w:color="D9D9D9" w:sz="4"/>
+              <w:bottom w:val="single" w:color="D9D9D9" w:sz="4"/>
+              <w:right w:val="single" w:color="D9D9D9" w:sz="4"/>
+            </w:tcBorders>
+            <w:shd w:fill="F7F9FC" w:color="auto" w:val="clear"/>
+            <w:tcMar>
+              <w:top w:type="dxa" w:w="80"/>
+              <w:left w:type="dxa" w:w="110"/>
+              <w:bottom w:type="dxa" w:w="80"/>
+              <w:right w:type="dxa" w:w="110"/>
+            </w:tcMar>
+          </w:tcPr>
+          <w:p>
+            <w:pPr>
+              <w:bidi/>
+              <w:spacing w:after="0" w:line="300"/>
+            </w:pPr>
+            <w:r>
+              <w:rPr>
+                <w:rFonts w:ascii="Tahoma" w:cs="Tahoma" w:eastAsia="Tahoma" w:hAnsi="Tahoma"/>
+                <w:sz w:val="20"/>
+                <w:szCs w:val="20"/>
+                <w:rtl/>
+              </w:rPr>
+              <w:t xml:space="preserve">پنل مدیر، پذیرش، مربی، بوفه، فروشگاه</w:t>
+            </w:r>
+          </w:p>
+        </w:tc>
+        <w:tc>
+          <w:tcPr>
+            <w:tcW w:type="dxa" w:w="2007"/>
+            <w:tcBorders>
+              <w:top w:val="single" w:color="D9D9D9" w:sz="4"/>
+              <w:left w:val="single" w:color="D9D9D9" w:sz="4"/>
+              <w:bottom w:val="single" w:color="D9D9D9" w:sz="4"/>
+              <w:right w:val="single" w:color="D9D9D9" w:sz="4"/>
+            </w:tcBorders>
+            <w:shd w:fill="F7F9FC" w:color="auto" w:val="clear"/>
+            <w:tcMar>
+              <w:top w:type="dxa" w:w="80"/>
+              <w:left w:type="dxa" w:w="110"/>
+              <w:bottom w:type="dxa" w:w="80"/>
+              <w:right w:type="dxa" w:w="110"/>
+            </w:tcMar>
+          </w:tcPr>
+          <w:p>
+            <w:pPr>
+              <w:bidi/>
+              <w:spacing w:after="0" w:line="300"/>
+            </w:pPr>
+            <w:r>
+              <w:rPr>
+                <w:rFonts w:ascii="Tahoma" w:cs="Tahoma" w:eastAsia="Tahoma" w:hAnsi="Tahoma"/>
+                <w:sz w:val="20"/>
+                <w:szCs w:val="20"/>
+                <w:rtl/>
+              </w:rPr>
+              <w:t xml:space="preserve">فاز ۴</w:t>
+            </w:r>
+          </w:p>
+        </w:tc>
+        <w:tc>
+          <w:tcPr>
+            <w:tcW w:type="dxa" w:w="3413"/>
+            <w:tcBorders>
+              <w:top w:val="single" w:color="D9D9D9" w:sz="4"/>
+              <w:left w:val="single" w:color="D9D9D9" w:sz="4"/>
+              <w:bottom w:val="single" w:color="D9D9D9" w:sz="4"/>
+              <w:right w:val="single" w:color="D9D9D9" w:sz="4"/>
+            </w:tcBorders>
+            <w:shd w:fill="F7F9FC" w:color="auto" w:val="clear"/>
+            <w:tcMar>
+              <w:top w:type="dxa" w:w="80"/>
+              <w:left w:type="dxa" w:w="110"/>
+              <w:bottom w:type="dxa" w:w="80"/>
+              <w:right w:type="dxa" w:w="110"/>
+            </w:tcMar>
+          </w:tcPr>
+          <w:p>
+            <w:pPr>
+              <w:bidi/>
+              <w:spacing w:after="0" w:line="300"/>
+            </w:pPr>
+            <w:r>
+              <w:rPr>
+                <w:rFonts w:ascii="Tahoma" w:cs="Tahoma" w:eastAsia="Tahoma" w:hAnsi="Tahoma"/>
+                <w:sz w:val="20"/>
+                <w:szCs w:val="20"/>
+                <w:rtl/>
+              </w:rPr>
+              <w:t xml:space="preserve">فهرست کارکنان و نقش‌ها</w:t>
+            </w:r>
+          </w:p>
+        </w:tc>
+        <w:tc>
+          <w:tcPr>
+            <w:tcW w:type="dxa" w:w="1608"/>
+            <w:tcBorders>
+              <w:top w:val="single" w:color="D9D9D9" w:sz="4"/>
+              <w:left w:val="single" w:color="D9D9D9" w:sz="4"/>
+              <w:bottom w:val="single" w:color="D9D9D9" w:sz="4"/>
+              <w:right w:val="single" w:color="D9D9D9" w:sz="4"/>
+            </w:tcBorders>
+            <w:shd w:fill="F7F9FC" w:color="auto" w:val="clear"/>
+            <w:tcMar>
+              <w:top w:type="dxa" w:w="80"/>
+              <w:left w:type="dxa" w:w="110"/>
+              <w:bottom w:type="dxa" w:w="80"/>
+              <w:right w:type="dxa" w:w="110"/>
+            </w:tcMar>
+          </w:tcPr>
+          <w:p>
+            <w:pPr>
+              <w:bidi/>
+              <w:spacing w:after="0" w:line="300"/>
+            </w:pPr>
+            <w:r>
+              <w:rPr>
+                <w:rFonts w:ascii="Tahoma" w:cs="Tahoma" w:eastAsia="Tahoma" w:hAnsi="Tahoma"/>
+                <w:sz w:val="20"/>
+                <w:szCs w:val="20"/>
+                <w:rtl/>
+              </w:rPr>
+              <w:t xml:space="preserve">باشگاه + ما</w:t>
+            </w:r>
+          </w:p>
+        </w:tc>
+      </w:tr>
+      <w:tr>
+        <w:trPr>
+          <w:cantSplit/>
+        </w:trPr>
+        <w:tc>
+          <w:tcPr>
+            <w:tcW w:type="dxa" w:w="2610"/>
+            <w:tcBorders>
+              <w:top w:val="single" w:color="D9D9D9" w:sz="4"/>
+              <w:left w:val="single" w:color="D9D9D9" w:sz="4"/>
+              <w:bottom w:val="single" w:color="D9D9D9" w:sz="4"/>
+              <w:right w:val="single" w:color="D9D9D9" w:sz="4"/>
+            </w:tcBorders>
+            <w:shd w:fill="FFFFFF" w:color="auto" w:val="clear"/>
+            <w:tcMar>
+              <w:top w:type="dxa" w:w="80"/>
+              <w:left w:type="dxa" w:w="110"/>
+              <w:bottom w:type="dxa" w:w="80"/>
+              <w:right w:type="dxa" w:w="110"/>
+            </w:tcMar>
+          </w:tcPr>
+          <w:p>
+            <w:pPr>
+              <w:bidi/>
+              <w:spacing w:after="0" w:line="300"/>
+            </w:pPr>
+            <w:r>
+              <w:rPr>
+                <w:rFonts w:ascii="Tahoma" w:cs="Tahoma" w:eastAsia="Tahoma" w:hAnsi="Tahoma"/>
+                <w:sz w:val="20"/>
+                <w:szCs w:val="20"/>
+                <w:rtl/>
+              </w:rPr>
               <w:t xml:space="preserve">پیامک خودکار (تمدید، تولد، جشنواره)</w:t>
             </w:r>
           </w:p>
@@ -10300,7 +10735,7 @@
               <w:bottom w:val="single" w:color="D9D9D9" w:sz="4"/>
               <w:right w:val="single" w:color="D9D9D9" w:sz="4"/>
             </w:tcBorders>
-            <w:shd w:fill="F7F9FC" w:color="auto" w:val="clear"/>
+            <w:shd w:fill="FFFFFF" w:color="auto" w:val="clear"/>
             <w:tcMar>
               <w:top w:type="dxa" w:w="80"/>
               <w:left w:type="dxa" w:w="110"/>
@@ -10333,7 +10768,7 @@
               <w:bottom w:val="single" w:color="D9D9D9" w:sz="4"/>
               <w:right w:val="single" w:color="D9D9D9" w:sz="4"/>
             </w:tcBorders>
-            <w:shd w:fill="F7F9FC" w:color="auto" w:val="clear"/>
+            <w:shd w:fill="FFFFFF" w:color="auto" w:val="clear"/>
             <w:tcMar>
               <w:top w:type="dxa" w:w="80"/>
               <w:left w:type="dxa" w:w="110"/>
@@ -10366,7 +10801,7 @@
               <w:bottom w:val="single" w:color="D9D9D9" w:sz="4"/>
               <w:right w:val="single" w:color="D9D9D9" w:sz="4"/>
             </w:tcBorders>
-            <w:shd w:fill="F7F9FC" w:color="auto" w:val="clear"/>
+            <w:shd w:fill="FFFFFF" w:color="auto" w:val="clear"/>
             <w:tcMar>
               <w:top w:type="dxa" w:w="80"/>
               <w:left w:type="dxa" w:w="110"/>
@@ -12140,7 +12575,7 @@
         </w:rPr>
         <w:t xml:space="preserve">مراحل و هزینهٔ اینماد: </w:t>
       </w:r>
-      <w:hyperlink w:history="1" r:id="rIdygpm6wmci13mi2y2fa0d1">
+      <w:hyperlink w:history="1" r:id="rIdcadihbe4_3fmmpvahxhtu">
         <w:r>
           <w:rPr>
             <w:rStyle w:val="Hyperlink"/>
@@ -12163,7 +12598,7 @@
         </w:rPr>
         <w:t xml:space="preserve">الزام کد مالیاتی برای درگاه: </w:t>
       </w:r>
-      <w:hyperlink w:history="1" r:id="rIdhyqzw1scx5r6jmanz0jq6">
+      <w:hyperlink w:history="1" r:id="rIdwo-1mrxxlpcedg6f3fph-">
         <w:r>
           <w:rPr>
             <w:rStyle w:val="Hyperlink"/>
@@ -12186,7 +12621,7 @@
         </w:rPr>
         <w:t xml:space="preserve">سامانه‌ها: </w:t>
       </w:r>
-      <w:hyperlink w:history="1" r:id="rIdhrs6chlbpu_sdiqm3mfyg">
+      <w:hyperlink w:history="1" r:id="rIdsvd5xb-v0klpg2jlwi2ye">
         <w:r>
           <w:rPr>
             <w:rStyle w:val="Hyperlink"/>
@@ -12203,7 +12638,7 @@
         </w:rPr>
         <w:t xml:space="preserve"> · </w:t>
       </w:r>
-      <w:hyperlink w:history="1" r:id="rIdlzxny-f69lhfw9pzzpmc8">
+      <w:hyperlink w:history="1" r:id="rIdlpm_fehlmwd8yczvywbvl">
         <w:r>
           <w:rPr>
             <w:rStyle w:val="Hyperlink"/>
@@ -12220,7 +12655,7 @@
         </w:rPr>
         <w:t xml:space="preserve"> · </w:t>
       </w:r>
-      <w:hyperlink w:history="1" r:id="rIdrbs3pge89e1mlkua5zuxv">
+      <w:hyperlink w:history="1" r:id="rId2vsdpogs3im3ubjtnbws_">
         <w:r>
           <w:rPr>
             <w:rStyle w:val="Hyperlink"/>

--- a/docs/راهنمای-راه‌اندازی-سایت-خشایار.docx
+++ b/docs/راهنمای-راه‌اندازی-سایت-خشایار.docx
@@ -78,7 +78,7 @@
           <w:color w:val="6B6B6B"/>
           <w:rtl/>
         </w:rPr>
-        <w:t xml:space="preserve">نسخهٔ ۱ · ۲۴ مهر ۱۴۰۵</w:t>
+        <w:t xml:space="preserve">نسخهٔ ۱ – ۲۴ مهر ۱۴۰۵</w:t>
       </w:r>
     </w:p>
     <w:p>
@@ -6898,7 +6898,7 @@
           <w:rFonts w:ascii="Tahoma" w:cs="Tahoma" w:eastAsia="Tahoma" w:hAnsi="Tahoma"/>
           <w:rtl/>
         </w:rPr>
-        <w:t xml:space="preserve">امنیت پایه: نشست امن، محدودیت تعداد درخواست، بررسی مبلغ پرداخت سمت سرور، و بیش از ۸۰ تست خودکار</w:t>
+        <w:t xml:space="preserve">امنیت پایه: نشست امن، محدودیت تعداد درخواست، بررسی مبلغ پرداخت سمت سرور، و ۸۰ تست خودکار</w:t>
       </w:r>
     </w:p>
     <w:p>
@@ -12575,7 +12575,7 @@
         </w:rPr>
         <w:t xml:space="preserve">مراحل و هزینهٔ اینماد: </w:t>
       </w:r>
-      <w:hyperlink w:history="1" r:id="rIdcadihbe4_3fmmpvahxhtu">
+      <w:hyperlink w:history="1" r:id="rId-yzdgrmsh737drq89s8un">
         <w:r>
           <w:rPr>
             <w:rStyle w:val="Hyperlink"/>
@@ -12598,7 +12598,7 @@
         </w:rPr>
         <w:t xml:space="preserve">الزام کد مالیاتی برای درگاه: </w:t>
       </w:r>
-      <w:hyperlink w:history="1" r:id="rIdwo-1mrxxlpcedg6f3fph-">
+      <w:hyperlink w:history="1" r:id="rIdhwwn1z-ts7xs--bter72h">
         <w:r>
           <w:rPr>
             <w:rStyle w:val="Hyperlink"/>
@@ -12621,7 +12621,7 @@
         </w:rPr>
         <w:t xml:space="preserve">سامانه‌ها: </w:t>
       </w:r>
-      <w:hyperlink w:history="1" r:id="rIdsvd5xb-v0klpg2jlwi2ye">
+      <w:hyperlink w:history="1" r:id="rId-ccgkqbfwqob4jvvvn-tz">
         <w:r>
           <w:rPr>
             <w:rStyle w:val="Hyperlink"/>
@@ -12636,9 +12636,9 @@
           <w:rFonts w:ascii="Tahoma" w:cs="Tahoma" w:eastAsia="Tahoma" w:hAnsi="Tahoma"/>
           <w:rtl/>
         </w:rPr>
-        <w:t xml:space="preserve"> · </w:t>
-      </w:r>
-      <w:hyperlink w:history="1" r:id="rIdlpm_fehlmwd8yczvywbvl">
+        <w:t xml:space="preserve"> – </w:t>
+      </w:r>
+      <w:hyperlink w:history="1" r:id="rId875c6uv2cuxf5apb5s6zg">
         <w:r>
           <w:rPr>
             <w:rStyle w:val="Hyperlink"/>
@@ -12653,9 +12653,9 @@
           <w:rFonts w:ascii="Tahoma" w:cs="Tahoma" w:eastAsia="Tahoma" w:hAnsi="Tahoma"/>
           <w:rtl/>
         </w:rPr>
-        <w:t xml:space="preserve"> · </w:t>
-      </w:r>
-      <w:hyperlink w:history="1" r:id="rId2vsdpogs3im3ubjtnbws_">
+        <w:t xml:space="preserve"> – </w:t>
+      </w:r>
+      <w:hyperlink w:history="1" r:id="rIdvxqpt7jiwbyzbqmrkkk09">
         <w:r>
           <w:rPr>
             <w:rStyle w:val="Hyperlink"/>
@@ -12733,7 +12733,7 @@
         <w:szCs w:val="18"/>
         <w:rtl/>
       </w:rPr>
-      <w:t xml:space="preserve">راهنمای راه‌اندازی سایت خشایار · صفحهٔ </w:t>
+      <w:t xml:space="preserve">راهنمای راه‌اندازی سایت خشایار – صفحهٔ </w:t>
     </w:r>
     <w:r>
       <w:rPr>

--- a/docs/راهنمای-راه‌اندازی-سایت-خشایار.docx
+++ b/docs/راهنمای-راه‌اندازی-سایت-خشایار.docx
@@ -6874,7 +6874,7 @@
           <w:rFonts w:ascii="Tahoma" w:cs="Tahoma" w:eastAsia="Tahoma" w:hAnsi="Tahoma"/>
           <w:rtl/>
         </w:rPr>
-        <w:t xml:space="preserve">رنگ‌بندی آبی هماهنگ با لوگو</w:t>
+        <w:t xml:space="preserve">فاز ۴: پنل کارکنان — داشبورد مدیر با خروجی اکسل، پذیرش با اسکنر و دستبند، پنل مربی، مدیریت قیمت و جشنواره و قرارداد و انبار و منو و کارکنان، پیامک خودکار، حالت پرزنت</w:t>
       </w:r>
     </w:p>
     <w:p>
@@ -6898,7 +6898,31 @@
           <w:rFonts w:ascii="Tahoma" w:cs="Tahoma" w:eastAsia="Tahoma" w:hAnsi="Tahoma"/>
           <w:rtl/>
         </w:rPr>
-        <w:t xml:space="preserve">امنیت پایه: نشست امن، محدودیت تعداد درخواست، بررسی مبلغ پرداخت سمت سرور، و ۸۰ تست خودکار</w:t>
+        <w:t xml:space="preserve">رنگ‌بندی آبی هماهنگ با لوگو</w:t>
+      </w:r>
+    </w:p>
+    <w:p>
+      <w:pPr>
+        <w:bidi/>
+        <w:spacing w:after="70" w:line="340"/>
+        <w:ind w:start="360"/>
+      </w:pPr>
+      <w:r>
+        <w:rPr>
+          <w:rFonts w:ascii="Tahoma" w:cs="Tahoma" w:eastAsia="Tahoma" w:hAnsi="Tahoma"/>
+          <w:b/>
+          <w:bCs/>
+          <w:color w:val="1F9D55"/>
+          <w:rtl/>
+        </w:rPr>
+        <w:t xml:space="preserve">✔  </w:t>
+      </w:r>
+      <w:r>
+        <w:rPr>
+          <w:rFonts w:ascii="Tahoma" w:cs="Tahoma" w:eastAsia="Tahoma" w:hAnsi="Tahoma"/>
+          <w:rtl/>
+        </w:rPr>
+        <w:t xml:space="preserve">امنیت پایه: نشست امن، محدودیت تعداد درخواست، بررسی مبلغ پرداخت سمت سرور، و ۹۳ تست خودکار</w:t>
       </w:r>
     </w:p>
     <w:p>
@@ -7783,7 +7807,7 @@
           <w:szCs w:val="26"/>
           <w:rtl/>
         </w:rPr>
-        <w:t xml:space="preserve">  فاز ۴ (پنل‌ها)</w:t>
+        <w:t xml:space="preserve">  پنل‌ها و پیامک خودکار (ساخته شده؛ آماده‌سازی برای حالت واقعی)</w:t>
       </w:r>
     </w:p>
     <w:p>
@@ -7807,7 +7831,7 @@
           <w:rFonts w:ascii="Tahoma" w:cs="Tahoma" w:eastAsia="Tahoma" w:hAnsi="Tahoma"/>
           <w:rtl/>
         </w:rPr>
-        <w:t xml:space="preserve">ساخت و ویرایش جشنواره، کالاها، منو و موجودی از پنل مدیر</w:t>
+        <w:t xml:space="preserve">باشگاه: فهرست کارکنان با موبایل، نقش و شعبه را بدهد؛ ما مدیر کل را می‌سازیم و بقیه را خود مدیر از «کارکنان و دسترسی» اضافه می‌کند</w:t>
       </w:r>
     </w:p>
     <w:p>
@@ -7831,7 +7855,7 @@
           <w:rFonts w:ascii="Tahoma" w:cs="Tahoma" w:eastAsia="Tahoma" w:hAnsi="Tahoma"/>
           <w:rtl/>
         </w:rPr>
-        <w:t xml:space="preserve">پنل‌های مدیر (داشبورد درآمد ۱۲ شعبه)، پذیرش (حضور و غیاب، دادن دستبند)، مربی، بوفه و فروشگاه</w:t>
+        <w:t xml:space="preserve">باشگاه: در پنل کاوه‌نگار چهار الگوی پیامک را ثبت و تأیید کند: خوش‌آمد، یادآوری تمدید، تولد و جشنواره (متن پیشنهادی را ما می‌دهیم؛ هر الگو ۳ جای خالی دارد)</w:t>
       </w:r>
     </w:p>
     <w:p>
@@ -7855,7 +7879,55 @@
           <w:rFonts w:ascii="Tahoma" w:cs="Tahoma" w:eastAsia="Tahoma" w:hAnsi="Tahoma"/>
           <w:rtl/>
         </w:rPr>
-        <w:t xml:space="preserve">پیامک‌های خودکار: خوش‌آمد، یادآوری ۷ و ۱ روز قبل از پایان عضویت، تولد</w:t>
+        <w:t xml:space="preserve">ما: نام الگوها و آدرس سایت (Sms:SiteUrl) را در تنظیمات سرور وارد می‌کنیم</w:t>
+      </w:r>
+    </w:p>
+    <w:p>
+      <w:pPr>
+        <w:bidi/>
+        <w:spacing w:after="70" w:line="340"/>
+        <w:ind w:start="360"/>
+      </w:pPr>
+      <w:r>
+        <w:rPr>
+          <w:rFonts w:ascii="Tahoma" w:cs="Tahoma" w:eastAsia="Tahoma" w:hAnsi="Tahoma"/>
+          <w:color w:val="0B5FB0"/>
+          <w:sz w:val="24"/>
+          <w:szCs w:val="24"/>
+          <w:rtl/>
+        </w:rPr>
+        <w:t xml:space="preserve">☐  </w:t>
+      </w:r>
+      <w:r>
+        <w:rPr>
+          <w:rFonts w:ascii="Tahoma" w:cs="Tahoma" w:eastAsia="Tahoma" w:hAnsi="Tahoma"/>
+          <w:rtl/>
+        </w:rPr>
+        <w:t xml:space="preserve">باشگاه: برای هر پیشخوان پذیرش یک اسکنر بارکد USB (و اگر دستبند RFID دارید، دستگاه رومیزی کارت‌خوان که مثل کیبورد تایپ کند) تهیه کند</w:t>
+      </w:r>
+    </w:p>
+    <w:p>
+      <w:pPr>
+        <w:bidi/>
+        <w:spacing w:after="70" w:line="340"/>
+        <w:ind w:start="360"/>
+      </w:pPr>
+      <w:r>
+        <w:rPr>
+          <w:rFonts w:ascii="Tahoma" w:cs="Tahoma" w:eastAsia="Tahoma" w:hAnsi="Tahoma"/>
+          <w:color w:val="0B5FB0"/>
+          <w:sz w:val="24"/>
+          <w:szCs w:val="24"/>
+          <w:rtl/>
+        </w:rPr>
+        <w:t xml:space="preserve">☐  </w:t>
+      </w:r>
+      <w:r>
+        <w:rPr>
+          <w:rFonts w:ascii="Tahoma" w:cs="Tahoma" w:eastAsia="Tahoma" w:hAnsi="Tahoma"/>
+          <w:rtl/>
+        </w:rPr>
+        <w:t xml:space="preserve">ما: دادهٔ نمایشی (۲۰۰ عضو ساختگی) فقط در نسخهٔ دمو است و روی سرور اصلی ساخته نمی‌شود</w:t>
       </w:r>
     </w:p>
     <w:p>
@@ -8870,7 +8942,7 @@
                 <w:szCs w:val="20"/>
                 <w:rtl/>
               </w:rPr>
-              <w:t xml:space="preserve">نمایش در پنل پذیرش + پیامک به کارشناس (فاز ۴)</w:t>
+              <w:t xml:space="preserve">نمایش در پنل و پیامک به کارشناس (نسخهٔ بعد)</w:t>
             </w:r>
           </w:p>
         </w:tc>
@@ -10514,7 +10586,7 @@
                 <w:szCs w:val="20"/>
                 <w:rtl/>
               </w:rPr>
-              <w:t xml:space="preserve">تعریف جشنوارهٔ واقعی (از پنل مدیر در فاز ۴)</w:t>
+              <w:t xml:space="preserve">تعریف جشنوارهٔ واقعی از پنل مدیر</w:t>
             </w:r>
           </w:p>
         </w:tc>
@@ -10547,7 +10619,7 @@
                 <w:szCs w:val="20"/>
                 <w:rtl/>
               </w:rPr>
-              <w:t xml:space="preserve">باشگاه + ما</w:t>
+              <w:t xml:space="preserve">باشگاه</w:t>
             </w:r>
           </w:p>
         </w:tc>
@@ -10585,7 +10657,7 @@
                 <w:szCs w:val="20"/>
                 <w:rtl/>
               </w:rPr>
-              <w:t xml:space="preserve">پنل مدیر، پذیرش، مربی، بوفه، فروشگاه</w:t>
+              <w:t xml:space="preserve">داشبورد مدیر و خروجی اکسل</w:t>
             </w:r>
           </w:p>
         </w:tc>
@@ -10618,7 +10690,7 @@
                 <w:szCs w:val="20"/>
                 <w:rtl/>
               </w:rPr>
-              <w:t xml:space="preserve">فاز ۴</w:t>
+              <w:t xml:space="preserve">کار می‌کند با دادهٔ نمایشی</w:t>
             </w:r>
           </w:p>
         </w:tc>
@@ -10651,7 +10723,7 @@
                 <w:szCs w:val="20"/>
                 <w:rtl/>
               </w:rPr>
-              <w:t xml:space="preserve">فهرست کارکنان و نقش‌ها</w:t>
+              <w:t xml:space="preserve">فقط دادهٔ واقعی؛ کار اضافه ندارد</w:t>
             </w:r>
           </w:p>
         </w:tc>
@@ -10684,7 +10756,7 @@
                 <w:szCs w:val="20"/>
                 <w:rtl/>
               </w:rPr>
-              <w:t xml:space="preserve">باشگاه + ما</w:t>
+              <w:t xml:space="preserve">—</w:t>
             </w:r>
           </w:p>
         </w:tc>
@@ -10722,7 +10794,7 @@
                 <w:szCs w:val="20"/>
                 <w:rtl/>
               </w:rPr>
-              <w:t xml:space="preserve">پیامک خودکار (تمدید، تولد، جشنواره)</w:t>
+              <w:t xml:space="preserve">پذیرش (ثبت ورود، دستبند)</w:t>
             </w:r>
           </w:p>
         </w:tc>
@@ -10755,7 +10827,7 @@
                 <w:szCs w:val="20"/>
                 <w:rtl/>
               </w:rPr>
-              <w:t xml:space="preserve">فاز ۴</w:t>
+              <w:t xml:space="preserve">کار می‌کند</w:t>
             </w:r>
           </w:p>
         </w:tc>
@@ -10788,7 +10860,555 @@
                 <w:szCs w:val="20"/>
                 <w:rtl/>
               </w:rPr>
-              <w:t xml:space="preserve">الگوهای تأییدشده؛ رضایت اعضا برای پیامک تبلیغاتی</w:t>
+              <w:t xml:space="preserve">اسکنر USB یا دستگاه دستبند برای هر پیشخوان</w:t>
+            </w:r>
+          </w:p>
+        </w:tc>
+        <w:tc>
+          <w:tcPr>
+            <w:tcW w:type="dxa" w:w="1608"/>
+            <w:tcBorders>
+              <w:top w:val="single" w:color="D9D9D9" w:sz="4"/>
+              <w:left w:val="single" w:color="D9D9D9" w:sz="4"/>
+              <w:bottom w:val="single" w:color="D9D9D9" w:sz="4"/>
+              <w:right w:val="single" w:color="D9D9D9" w:sz="4"/>
+            </w:tcBorders>
+            <w:shd w:fill="FFFFFF" w:color="auto" w:val="clear"/>
+            <w:tcMar>
+              <w:top w:type="dxa" w:w="80"/>
+              <w:left w:type="dxa" w:w="110"/>
+              <w:bottom w:type="dxa" w:w="80"/>
+              <w:right w:type="dxa" w:w="110"/>
+            </w:tcMar>
+          </w:tcPr>
+          <w:p>
+            <w:pPr>
+              <w:bidi/>
+              <w:spacing w:after="0" w:line="300"/>
+            </w:pPr>
+            <w:r>
+              <w:rPr>
+                <w:rFonts w:ascii="Tahoma" w:cs="Tahoma" w:eastAsia="Tahoma" w:hAnsi="Tahoma"/>
+                <w:sz w:val="20"/>
+                <w:szCs w:val="20"/>
+                <w:rtl/>
+              </w:rPr>
+              <w:t xml:space="preserve">باشگاه</w:t>
+            </w:r>
+          </w:p>
+        </w:tc>
+      </w:tr>
+      <w:tr>
+        <w:trPr>
+          <w:cantSplit/>
+        </w:trPr>
+        <w:tc>
+          <w:tcPr>
+            <w:tcW w:type="dxa" w:w="2610"/>
+            <w:tcBorders>
+              <w:top w:val="single" w:color="D9D9D9" w:sz="4"/>
+              <w:left w:val="single" w:color="D9D9D9" w:sz="4"/>
+              <w:bottom w:val="single" w:color="D9D9D9" w:sz="4"/>
+              <w:right w:val="single" w:color="D9D9D9" w:sz="4"/>
+            </w:tcBorders>
+            <w:shd w:fill="F7F9FC" w:color="auto" w:val="clear"/>
+            <w:tcMar>
+              <w:top w:type="dxa" w:w="80"/>
+              <w:left w:type="dxa" w:w="110"/>
+              <w:bottom w:type="dxa" w:w="80"/>
+              <w:right w:type="dxa" w:w="110"/>
+            </w:tcMar>
+          </w:tcPr>
+          <w:p>
+            <w:pPr>
+              <w:bidi/>
+              <w:spacing w:after="0" w:line="300"/>
+            </w:pPr>
+            <w:r>
+              <w:rPr>
+                <w:rFonts w:ascii="Tahoma" w:cs="Tahoma" w:eastAsia="Tahoma" w:hAnsi="Tahoma"/>
+                <w:sz w:val="20"/>
+                <w:szCs w:val="20"/>
+                <w:rtl/>
+              </w:rPr>
+              <w:t xml:space="preserve">پنل مربی</w:t>
+            </w:r>
+          </w:p>
+        </w:tc>
+        <w:tc>
+          <w:tcPr>
+            <w:tcW w:type="dxa" w:w="2007"/>
+            <w:tcBorders>
+              <w:top w:val="single" w:color="D9D9D9" w:sz="4"/>
+              <w:left w:val="single" w:color="D9D9D9" w:sz="4"/>
+              <w:bottom w:val="single" w:color="D9D9D9" w:sz="4"/>
+              <w:right w:val="single" w:color="D9D9D9" w:sz="4"/>
+            </w:tcBorders>
+            <w:shd w:fill="F7F9FC" w:color="auto" w:val="clear"/>
+            <w:tcMar>
+              <w:top w:type="dxa" w:w="80"/>
+              <w:left w:type="dxa" w:w="110"/>
+              <w:bottom w:type="dxa" w:w="80"/>
+              <w:right w:type="dxa" w:w="110"/>
+            </w:tcMar>
+          </w:tcPr>
+          <w:p>
+            <w:pPr>
+              <w:bidi/>
+              <w:spacing w:after="0" w:line="300"/>
+            </w:pPr>
+            <w:r>
+              <w:rPr>
+                <w:rFonts w:ascii="Tahoma" w:cs="Tahoma" w:eastAsia="Tahoma" w:hAnsi="Tahoma"/>
+                <w:sz w:val="20"/>
+                <w:szCs w:val="20"/>
+                <w:rtl/>
+              </w:rPr>
+              <w:t xml:space="preserve">کار می‌کند</w:t>
+            </w:r>
+          </w:p>
+        </w:tc>
+        <w:tc>
+          <w:tcPr>
+            <w:tcW w:type="dxa" w:w="3413"/>
+            <w:tcBorders>
+              <w:top w:val="single" w:color="D9D9D9" w:sz="4"/>
+              <w:left w:val="single" w:color="D9D9D9" w:sz="4"/>
+              <w:bottom w:val="single" w:color="D9D9D9" w:sz="4"/>
+              <w:right w:val="single" w:color="D9D9D9" w:sz="4"/>
+            </w:tcBorders>
+            <w:shd w:fill="F7F9FC" w:color="auto" w:val="clear"/>
+            <w:tcMar>
+              <w:top w:type="dxa" w:w="80"/>
+              <w:left w:type="dxa" w:w="110"/>
+              <w:bottom w:type="dxa" w:w="80"/>
+              <w:right w:type="dxa" w:w="110"/>
+            </w:tcMar>
+          </w:tcPr>
+          <w:p>
+            <w:pPr>
+              <w:bidi/>
+              <w:spacing w:after="0" w:line="300"/>
+            </w:pPr>
+            <w:r>
+              <w:rPr>
+                <w:rFonts w:ascii="Tahoma" w:cs="Tahoma" w:eastAsia="Tahoma" w:hAnsi="Tahoma"/>
+                <w:sz w:val="20"/>
+                <w:szCs w:val="20"/>
+                <w:rtl/>
+              </w:rPr>
+              <w:t xml:space="preserve">وصل کردن حساب هر مربی به پروفایلش</w:t>
+            </w:r>
+          </w:p>
+        </w:tc>
+        <w:tc>
+          <w:tcPr>
+            <w:tcW w:type="dxa" w:w="1608"/>
+            <w:tcBorders>
+              <w:top w:val="single" w:color="D9D9D9" w:sz="4"/>
+              <w:left w:val="single" w:color="D9D9D9" w:sz="4"/>
+              <w:bottom w:val="single" w:color="D9D9D9" w:sz="4"/>
+              <w:right w:val="single" w:color="D9D9D9" w:sz="4"/>
+            </w:tcBorders>
+            <w:shd w:fill="F7F9FC" w:color="auto" w:val="clear"/>
+            <w:tcMar>
+              <w:top w:type="dxa" w:w="80"/>
+              <w:left w:type="dxa" w:w="110"/>
+              <w:bottom w:type="dxa" w:w="80"/>
+              <w:right w:type="dxa" w:w="110"/>
+            </w:tcMar>
+          </w:tcPr>
+          <w:p>
+            <w:pPr>
+              <w:bidi/>
+              <w:spacing w:after="0" w:line="300"/>
+            </w:pPr>
+            <w:r>
+              <w:rPr>
+                <w:rFonts w:ascii="Tahoma" w:cs="Tahoma" w:eastAsia="Tahoma" w:hAnsi="Tahoma"/>
+                <w:sz w:val="20"/>
+                <w:szCs w:val="20"/>
+                <w:rtl/>
+              </w:rPr>
+              <w:t xml:space="preserve">ما</w:t>
+            </w:r>
+          </w:p>
+        </w:tc>
+      </w:tr>
+      <w:tr>
+        <w:trPr>
+          <w:cantSplit/>
+        </w:trPr>
+        <w:tc>
+          <w:tcPr>
+            <w:tcW w:type="dxa" w:w="2610"/>
+            <w:tcBorders>
+              <w:top w:val="single" w:color="D9D9D9" w:sz="4"/>
+              <w:left w:val="single" w:color="D9D9D9" w:sz="4"/>
+              <w:bottom w:val="single" w:color="D9D9D9" w:sz="4"/>
+              <w:right w:val="single" w:color="D9D9D9" w:sz="4"/>
+            </w:tcBorders>
+            <w:shd w:fill="FFFFFF" w:color="auto" w:val="clear"/>
+            <w:tcMar>
+              <w:top w:type="dxa" w:w="80"/>
+              <w:left w:type="dxa" w:w="110"/>
+              <w:bottom w:type="dxa" w:w="80"/>
+              <w:right w:type="dxa" w:w="110"/>
+            </w:tcMar>
+          </w:tcPr>
+          <w:p>
+            <w:pPr>
+              <w:bidi/>
+              <w:spacing w:after="0" w:line="300"/>
+            </w:pPr>
+            <w:r>
+              <w:rPr>
+                <w:rFonts w:ascii="Tahoma" w:cs="Tahoma" w:eastAsia="Tahoma" w:hAnsi="Tahoma"/>
+                <w:sz w:val="20"/>
+                <w:szCs w:val="20"/>
+                <w:rtl/>
+              </w:rPr>
+              <w:t xml:space="preserve">مدیریت قیمت، جشنواره، کد تخفیف، قرارداد، انبار، منو</w:t>
+            </w:r>
+          </w:p>
+        </w:tc>
+        <w:tc>
+          <w:tcPr>
+            <w:tcW w:type="dxa" w:w="2007"/>
+            <w:tcBorders>
+              <w:top w:val="single" w:color="D9D9D9" w:sz="4"/>
+              <w:left w:val="single" w:color="D9D9D9" w:sz="4"/>
+              <w:bottom w:val="single" w:color="D9D9D9" w:sz="4"/>
+              <w:right w:val="single" w:color="D9D9D9" w:sz="4"/>
+            </w:tcBorders>
+            <w:shd w:fill="FFFFFF" w:color="auto" w:val="clear"/>
+            <w:tcMar>
+              <w:top w:type="dxa" w:w="80"/>
+              <w:left w:type="dxa" w:w="110"/>
+              <w:bottom w:type="dxa" w:w="80"/>
+              <w:right w:type="dxa" w:w="110"/>
+            </w:tcMar>
+          </w:tcPr>
+          <w:p>
+            <w:pPr>
+              <w:bidi/>
+              <w:spacing w:after="0" w:line="300"/>
+            </w:pPr>
+            <w:r>
+              <w:rPr>
+                <w:rFonts w:ascii="Tahoma" w:cs="Tahoma" w:eastAsia="Tahoma" w:hAnsi="Tahoma"/>
+                <w:sz w:val="20"/>
+                <w:szCs w:val="20"/>
+                <w:rtl/>
+              </w:rPr>
+              <w:t xml:space="preserve">کار می‌کند</w:t>
+            </w:r>
+          </w:p>
+        </w:tc>
+        <w:tc>
+          <w:tcPr>
+            <w:tcW w:type="dxa" w:w="3413"/>
+            <w:tcBorders>
+              <w:top w:val="single" w:color="D9D9D9" w:sz="4"/>
+              <w:left w:val="single" w:color="D9D9D9" w:sz="4"/>
+              <w:bottom w:val="single" w:color="D9D9D9" w:sz="4"/>
+              <w:right w:val="single" w:color="D9D9D9" w:sz="4"/>
+            </w:tcBorders>
+            <w:shd w:fill="FFFFFF" w:color="auto" w:val="clear"/>
+            <w:tcMar>
+              <w:top w:type="dxa" w:w="80"/>
+              <w:left w:type="dxa" w:w="110"/>
+              <w:bottom w:type="dxa" w:w="80"/>
+              <w:right w:type="dxa" w:w="110"/>
+            </w:tcMar>
+          </w:tcPr>
+          <w:p>
+            <w:pPr>
+              <w:bidi/>
+              <w:spacing w:after="0" w:line="300"/>
+            </w:pPr>
+            <w:r>
+              <w:rPr>
+                <w:rFonts w:ascii="Tahoma" w:cs="Tahoma" w:eastAsia="Tahoma" w:hAnsi="Tahoma"/>
+                <w:sz w:val="20"/>
+                <w:szCs w:val="20"/>
+                <w:rtl/>
+              </w:rPr>
+              <w:t xml:space="preserve">—</w:t>
+            </w:r>
+          </w:p>
+        </w:tc>
+        <w:tc>
+          <w:tcPr>
+            <w:tcW w:type="dxa" w:w="1608"/>
+            <w:tcBorders>
+              <w:top w:val="single" w:color="D9D9D9" w:sz="4"/>
+              <w:left w:val="single" w:color="D9D9D9" w:sz="4"/>
+              <w:bottom w:val="single" w:color="D9D9D9" w:sz="4"/>
+              <w:right w:val="single" w:color="D9D9D9" w:sz="4"/>
+            </w:tcBorders>
+            <w:shd w:fill="FFFFFF" w:color="auto" w:val="clear"/>
+            <w:tcMar>
+              <w:top w:type="dxa" w:w="80"/>
+              <w:left w:type="dxa" w:w="110"/>
+              <w:bottom w:type="dxa" w:w="80"/>
+              <w:right w:type="dxa" w:w="110"/>
+            </w:tcMar>
+          </w:tcPr>
+          <w:p>
+            <w:pPr>
+              <w:bidi/>
+              <w:spacing w:after="0" w:line="300"/>
+            </w:pPr>
+            <w:r>
+              <w:rPr>
+                <w:rFonts w:ascii="Tahoma" w:cs="Tahoma" w:eastAsia="Tahoma" w:hAnsi="Tahoma"/>
+                <w:sz w:val="20"/>
+                <w:szCs w:val="20"/>
+                <w:rtl/>
+              </w:rPr>
+              <w:t xml:space="preserve">—</w:t>
+            </w:r>
+          </w:p>
+        </w:tc>
+      </w:tr>
+      <w:tr>
+        <w:trPr>
+          <w:cantSplit/>
+        </w:trPr>
+        <w:tc>
+          <w:tcPr>
+            <w:tcW w:type="dxa" w:w="2610"/>
+            <w:tcBorders>
+              <w:top w:val="single" w:color="D9D9D9" w:sz="4"/>
+              <w:left w:val="single" w:color="D9D9D9" w:sz="4"/>
+              <w:bottom w:val="single" w:color="D9D9D9" w:sz="4"/>
+              <w:right w:val="single" w:color="D9D9D9" w:sz="4"/>
+            </w:tcBorders>
+            <w:shd w:fill="F7F9FC" w:color="auto" w:val="clear"/>
+            <w:tcMar>
+              <w:top w:type="dxa" w:w="80"/>
+              <w:left w:type="dxa" w:w="110"/>
+              <w:bottom w:type="dxa" w:w="80"/>
+              <w:right w:type="dxa" w:w="110"/>
+            </w:tcMar>
+          </w:tcPr>
+          <w:p>
+            <w:pPr>
+              <w:bidi/>
+              <w:spacing w:after="0" w:line="300"/>
+            </w:pPr>
+            <w:r>
+              <w:rPr>
+                <w:rFonts w:ascii="Tahoma" w:cs="Tahoma" w:eastAsia="Tahoma" w:hAnsi="Tahoma"/>
+                <w:sz w:val="20"/>
+                <w:szCs w:val="20"/>
+                <w:rtl/>
+              </w:rPr>
+              <w:t xml:space="preserve">کارکنان و دسترسی</w:t>
+            </w:r>
+          </w:p>
+        </w:tc>
+        <w:tc>
+          <w:tcPr>
+            <w:tcW w:type="dxa" w:w="2007"/>
+            <w:tcBorders>
+              <w:top w:val="single" w:color="D9D9D9" w:sz="4"/>
+              <w:left w:val="single" w:color="D9D9D9" w:sz="4"/>
+              <w:bottom w:val="single" w:color="D9D9D9" w:sz="4"/>
+              <w:right w:val="single" w:color="D9D9D9" w:sz="4"/>
+            </w:tcBorders>
+            <w:shd w:fill="F7F9FC" w:color="auto" w:val="clear"/>
+            <w:tcMar>
+              <w:top w:type="dxa" w:w="80"/>
+              <w:left w:type="dxa" w:w="110"/>
+              <w:bottom w:type="dxa" w:w="80"/>
+              <w:right w:type="dxa" w:w="110"/>
+            </w:tcMar>
+          </w:tcPr>
+          <w:p>
+            <w:pPr>
+              <w:bidi/>
+              <w:spacing w:after="0" w:line="300"/>
+            </w:pPr>
+            <w:r>
+              <w:rPr>
+                <w:rFonts w:ascii="Tahoma" w:cs="Tahoma" w:eastAsia="Tahoma" w:hAnsi="Tahoma"/>
+                <w:sz w:val="20"/>
+                <w:szCs w:val="20"/>
+                <w:rtl/>
+              </w:rPr>
+              <w:t xml:space="preserve">کار می‌کند</w:t>
+            </w:r>
+          </w:p>
+        </w:tc>
+        <w:tc>
+          <w:tcPr>
+            <w:tcW w:type="dxa" w:w="3413"/>
+            <w:tcBorders>
+              <w:top w:val="single" w:color="D9D9D9" w:sz="4"/>
+              <w:left w:val="single" w:color="D9D9D9" w:sz="4"/>
+              <w:bottom w:val="single" w:color="D9D9D9" w:sz="4"/>
+              <w:right w:val="single" w:color="D9D9D9" w:sz="4"/>
+            </w:tcBorders>
+            <w:shd w:fill="F7F9FC" w:color="auto" w:val="clear"/>
+            <w:tcMar>
+              <w:top w:type="dxa" w:w="80"/>
+              <w:left w:type="dxa" w:w="110"/>
+              <w:bottom w:type="dxa" w:w="80"/>
+              <w:right w:type="dxa" w:w="110"/>
+            </w:tcMar>
+          </w:tcPr>
+          <w:p>
+            <w:pPr>
+              <w:bidi/>
+              <w:spacing w:after="0" w:line="300"/>
+            </w:pPr>
+            <w:r>
+              <w:rPr>
+                <w:rFonts w:ascii="Tahoma" w:cs="Tahoma" w:eastAsia="Tahoma" w:hAnsi="Tahoma"/>
+                <w:sz w:val="20"/>
+                <w:szCs w:val="20"/>
+                <w:rtl/>
+              </w:rPr>
+              <w:t xml:space="preserve">فهرست کارکنان، نقش و شعبه</w:t>
+            </w:r>
+          </w:p>
+        </w:tc>
+        <w:tc>
+          <w:tcPr>
+            <w:tcW w:type="dxa" w:w="1608"/>
+            <w:tcBorders>
+              <w:top w:val="single" w:color="D9D9D9" w:sz="4"/>
+              <w:left w:val="single" w:color="D9D9D9" w:sz="4"/>
+              <w:bottom w:val="single" w:color="D9D9D9" w:sz="4"/>
+              <w:right w:val="single" w:color="D9D9D9" w:sz="4"/>
+            </w:tcBorders>
+            <w:shd w:fill="F7F9FC" w:color="auto" w:val="clear"/>
+            <w:tcMar>
+              <w:top w:type="dxa" w:w="80"/>
+              <w:left w:type="dxa" w:w="110"/>
+              <w:bottom w:type="dxa" w:w="80"/>
+              <w:right w:type="dxa" w:w="110"/>
+            </w:tcMar>
+          </w:tcPr>
+          <w:p>
+            <w:pPr>
+              <w:bidi/>
+              <w:spacing w:after="0" w:line="300"/>
+            </w:pPr>
+            <w:r>
+              <w:rPr>
+                <w:rFonts w:ascii="Tahoma" w:cs="Tahoma" w:eastAsia="Tahoma" w:hAnsi="Tahoma"/>
+                <w:sz w:val="20"/>
+                <w:szCs w:val="20"/>
+                <w:rtl/>
+              </w:rPr>
+              <w:t xml:space="preserve">باشگاه</w:t>
+            </w:r>
+          </w:p>
+        </w:tc>
+      </w:tr>
+      <w:tr>
+        <w:trPr>
+          <w:cantSplit/>
+        </w:trPr>
+        <w:tc>
+          <w:tcPr>
+            <w:tcW w:type="dxa" w:w="2610"/>
+            <w:tcBorders>
+              <w:top w:val="single" w:color="D9D9D9" w:sz="4"/>
+              <w:left w:val="single" w:color="D9D9D9" w:sz="4"/>
+              <w:bottom w:val="single" w:color="D9D9D9" w:sz="4"/>
+              <w:right w:val="single" w:color="D9D9D9" w:sz="4"/>
+            </w:tcBorders>
+            <w:shd w:fill="FFFFFF" w:color="auto" w:val="clear"/>
+            <w:tcMar>
+              <w:top w:type="dxa" w:w="80"/>
+              <w:left w:type="dxa" w:w="110"/>
+              <w:bottom w:type="dxa" w:w="80"/>
+              <w:right w:type="dxa" w:w="110"/>
+            </w:tcMar>
+          </w:tcPr>
+          <w:p>
+            <w:pPr>
+              <w:bidi/>
+              <w:spacing w:after="0" w:line="300"/>
+            </w:pPr>
+            <w:r>
+              <w:rPr>
+                <w:rFonts w:ascii="Tahoma" w:cs="Tahoma" w:eastAsia="Tahoma" w:hAnsi="Tahoma"/>
+                <w:sz w:val="20"/>
+                <w:szCs w:val="20"/>
+                <w:rtl/>
+              </w:rPr>
+              <w:t xml:space="preserve">پیامک خودکار (خوش‌آمد، تمدید، تولد، جشنواره)</w:t>
+            </w:r>
+          </w:p>
+        </w:tc>
+        <w:tc>
+          <w:tcPr>
+            <w:tcW w:type="dxa" w:w="2007"/>
+            <w:tcBorders>
+              <w:top w:val="single" w:color="D9D9D9" w:sz="4"/>
+              <w:left w:val="single" w:color="D9D9D9" w:sz="4"/>
+              <w:bottom w:val="single" w:color="D9D9D9" w:sz="4"/>
+              <w:right w:val="single" w:color="D9D9D9" w:sz="4"/>
+            </w:tcBorders>
+            <w:shd w:fill="FFFFFF" w:color="auto" w:val="clear"/>
+            <w:tcMar>
+              <w:top w:type="dxa" w:w="80"/>
+              <w:left w:type="dxa" w:w="110"/>
+              <w:bottom w:type="dxa" w:w="80"/>
+              <w:right w:type="dxa" w:w="110"/>
+            </w:tcMar>
+          </w:tcPr>
+          <w:p>
+            <w:pPr>
+              <w:bidi/>
+              <w:spacing w:after="0" w:line="300"/>
+            </w:pPr>
+            <w:r>
+              <w:rPr>
+                <w:rFonts w:ascii="Tahoma" w:cs="Tahoma" w:eastAsia="Tahoma" w:hAnsi="Tahoma"/>
+                <w:sz w:val="20"/>
+                <w:szCs w:val="20"/>
+                <w:rtl/>
+              </w:rPr>
+              <w:t xml:space="preserve">کار می‌کند؛ در دمو فقط در گزارش</w:t>
+            </w:r>
+          </w:p>
+        </w:tc>
+        <w:tc>
+          <w:tcPr>
+            <w:tcW w:type="dxa" w:w="3413"/>
+            <w:tcBorders>
+              <w:top w:val="single" w:color="D9D9D9" w:sz="4"/>
+              <w:left w:val="single" w:color="D9D9D9" w:sz="4"/>
+              <w:bottom w:val="single" w:color="D9D9D9" w:sz="4"/>
+              <w:right w:val="single" w:color="D9D9D9" w:sz="4"/>
+            </w:tcBorders>
+            <w:shd w:fill="FFFFFF" w:color="auto" w:val="clear"/>
+            <w:tcMar>
+              <w:top w:type="dxa" w:w="80"/>
+              <w:left w:type="dxa" w:w="110"/>
+              <w:bottom w:type="dxa" w:w="80"/>
+              <w:right w:type="dxa" w:w="110"/>
+            </w:tcMar>
+          </w:tcPr>
+          <w:p>
+            <w:pPr>
+              <w:bidi/>
+              <w:spacing w:after="0" w:line="300"/>
+            </w:pPr>
+            <w:r>
+              <w:rPr>
+                <w:rFonts w:ascii="Tahoma" w:cs="Tahoma" w:eastAsia="Tahoma" w:hAnsi="Tahoma"/>
+                <w:sz w:val="20"/>
+                <w:szCs w:val="20"/>
+                <w:rtl/>
+              </w:rPr>
+              <w:t xml:space="preserve">چهار الگوی تأییدشدهٔ کاوه‌نگار</w:t>
             </w:r>
           </w:p>
         </w:tc>
@@ -12575,7 +13195,7 @@
         </w:rPr>
         <w:t xml:space="preserve">مراحل و هزینهٔ اینماد: </w:t>
       </w:r>
-      <w:hyperlink w:history="1" r:id="rId-yzdgrmsh737drq89s8un">
+      <w:hyperlink w:history="1" r:id="rId4ievgxbsstvng4-nr2lc4">
         <w:r>
           <w:rPr>
             <w:rStyle w:val="Hyperlink"/>
@@ -12598,7 +13218,7 @@
         </w:rPr>
         <w:t xml:space="preserve">الزام کد مالیاتی برای درگاه: </w:t>
       </w:r>
-      <w:hyperlink w:history="1" r:id="rIdhwwn1z-ts7xs--bter72h">
+      <w:hyperlink w:history="1" r:id="rIdpdukrshvavnnnsnervxwi">
         <w:r>
           <w:rPr>
             <w:rStyle w:val="Hyperlink"/>
@@ -12621,7 +13241,7 @@
         </w:rPr>
         <w:t xml:space="preserve">سامانه‌ها: </w:t>
       </w:r>
-      <w:hyperlink w:history="1" r:id="rId-ccgkqbfwqob4jvvvn-tz">
+      <w:hyperlink w:history="1" r:id="rIdu2eq9xjt3weycb-x7xgyu">
         <w:r>
           <w:rPr>
             <w:rStyle w:val="Hyperlink"/>
@@ -12638,7 +13258,7 @@
         </w:rPr>
         <w:t xml:space="preserve"> – </w:t>
       </w:r>
-      <w:hyperlink w:history="1" r:id="rId875c6uv2cuxf5apb5s6zg">
+      <w:hyperlink w:history="1" r:id="rId_apkongiam2zjvmrcwmi1">
         <w:r>
           <w:rPr>
             <w:rStyle w:val="Hyperlink"/>
@@ -12655,7 +13275,7 @@
         </w:rPr>
         <w:t xml:space="preserve"> – </w:t>
       </w:r>
-      <w:hyperlink w:history="1" r:id="rIdvxqpt7jiwbyzbqmrkkk09">
+      <w:hyperlink w:history="1" r:id="rIdhvcyfxtivofk1p-86dwez">
         <w:r>
           <w:rPr>
             <w:rStyle w:val="Hyperlink"/>

--- a/docs/راهنمای-راه‌اندازی-سایت-خشایار.docx
+++ b/docs/راهنمای-راه‌اندازی-سایت-خشایار.docx
@@ -6922,7 +6922,7 @@
           <w:rFonts w:ascii="Tahoma" w:cs="Tahoma" w:eastAsia="Tahoma" w:hAnsi="Tahoma"/>
           <w:rtl/>
         </w:rPr>
-        <w:t xml:space="preserve">امنیت پایه: نشست امن، محدودیت تعداد درخواست، بررسی مبلغ پرداخت سمت سرور، و ۹۳ تست خودکار</w:t>
+        <w:t xml:space="preserve">امنیت پایه: نشست امن، محدودیت تعداد درخواست، بررسی مبلغ پرداخت سمت سرور، و ۱۰۱ تست خودکار</w:t>
       </w:r>
     </w:p>
     <w:p>
@@ -7175,7 +7175,7 @@
           <w:rFonts w:ascii="Tahoma" w:cs="Tahoma" w:eastAsia="Tahoma" w:hAnsi="Tahoma"/>
           <w:rtl/>
         </w:rPr>
-        <w:t xml:space="preserve">مانیتورینگ: اگر سایت از دسترس خارج شد، به ما پیام بدهد</w:t>
+        <w:t xml:space="preserve">مانیتورینگ: اگر سایت از دسترس خارج شد، به ما پیام بدهد (آدرس‌های /health/live و /health/ready برای همین ساخته شده‌اند)</w:t>
       </w:r>
     </w:p>
     <w:p>
@@ -7463,7 +7463,7 @@
           <w:rFonts w:ascii="Tahoma" w:cs="Tahoma" w:eastAsia="Tahoma" w:hAnsi="Tahoma"/>
           <w:rtl/>
         </w:rPr>
-        <w:t xml:space="preserve">خاموش کردن درگاه آزمایشی و فعال کردن زرین‌پال یا درگاه بانک با کد پذیرنده</w:t>
+        <w:t xml:space="preserve">خاموش کردن درگاه آزمایشی و وارد کردن کد مرچنت زرین‌پال به نام باشگاه (برای درگاه مستقیم بانک، اتصال جداگانه لازم است)</w:t>
       </w:r>
     </w:p>
     <w:p>
@@ -7487,7 +7487,54 @@
           <w:rFonts w:ascii="Tahoma" w:cs="Tahoma" w:eastAsia="Tahoma" w:hAnsi="Tahoma"/>
           <w:rtl/>
         </w:rPr>
+        <w:t xml:space="preserve">وارد کردن دامنهٔ سایت (برای امنیت) و آدرس سایت (برای بازگشت از بانک و لینک داخل پیامک‌ها)</w:t>
+      </w:r>
+    </w:p>
+    <w:p>
+      <w:pPr>
+        <w:bidi/>
+        <w:spacing w:after="70" w:line="340"/>
+        <w:ind w:start="360"/>
+      </w:pPr>
+      <w:r>
+        <w:rPr>
+          <w:rFonts w:ascii="Tahoma" w:cs="Tahoma" w:eastAsia="Tahoma" w:hAnsi="Tahoma"/>
+          <w:color w:val="0B5FB0"/>
+          <w:sz w:val="24"/>
+          <w:szCs w:val="24"/>
+          <w:rtl/>
+        </w:rPr>
+        <w:t xml:space="preserve">☐  </w:t>
+      </w:r>
+      <w:r>
+        <w:rPr>
+          <w:rFonts w:ascii="Tahoma" w:cs="Tahoma" w:eastAsia="Tahoma" w:hAnsi="Tahoma"/>
+          <w:rtl/>
+        </w:rPr>
         <w:t xml:space="preserve">حذف گیت نمایشی و ساخت کلید جدا برای هر گیت واقعی</w:t>
+      </w:r>
+    </w:p>
+    <w:p>
+      <w:pPr>
+        <w:bidi/>
+        <w:spacing w:after="120" w:line="360"/>
+        <w:jc w:val="start"/>
+      </w:pPr>
+      <w:r>
+        <w:rPr>
+          <w:rFonts w:ascii="Tahoma" w:cs="Tahoma" w:eastAsia="Tahoma" w:hAnsi="Tahoma"/>
+          <w:b/>
+          <w:bCs/>
+          <w:rtl/>
+        </w:rPr>
+        <w:t xml:space="preserve">قفل ایمنی:</w:t>
+      </w:r>
+      <w:r>
+        <w:rPr>
+          <w:rFonts w:ascii="Tahoma" w:cs="Tahoma" w:eastAsia="Tahoma" w:hAnsi="Tahoma"/>
+          <w:rtl/>
+        </w:rPr>
+        <w:t xml:space="preserve"> اگر حتی یکی از این تنظیمات جا بماند (مثلاً درگاه آزمایشی روشن باشد یا کد ورود روی صفحه نمایش داده شود)، سایت روی سرور اصلی اصلاً اجرا نمی‌شود و فهرست موارد ناقص را نشان می‌دهد. پس امکان ندارد نسخهٔ دمو اشتباهی به‌جای نسخهٔ واقعی بالا بیاید.</w:t>
       </w:r>
     </w:p>
     <w:p>
@@ -7635,6 +7682,54 @@
       <w:r>
         <w:rPr>
           <w:rFonts w:ascii="Tahoma" w:cs="Tahoma" w:eastAsia="Tahoma" w:hAnsi="Tahoma"/>
+          <w:b/>
+          <w:bCs/>
+          <w:color w:val="1F9D55"/>
+          <w:rtl/>
+        </w:rPr>
+        <w:t xml:space="preserve">✔  </w:t>
+      </w:r>
+      <w:r>
+        <w:rPr>
+          <w:rFonts w:ascii="Tahoma" w:cs="Tahoma" w:eastAsia="Tahoma" w:hAnsi="Tahoma"/>
+          <w:rtl/>
+        </w:rPr>
+        <w:t xml:space="preserve">ممیزی امنیت مستقل انجام شد و همهٔ یافته‌های جدی رفع و برایشان تست نوشته شد</w:t>
+      </w:r>
+    </w:p>
+    <w:p>
+      <w:pPr>
+        <w:bidi/>
+        <w:spacing w:after="70" w:line="340"/>
+        <w:ind w:start="360"/>
+      </w:pPr>
+      <w:r>
+        <w:rPr>
+          <w:rFonts w:ascii="Tahoma" w:cs="Tahoma" w:eastAsia="Tahoma" w:hAnsi="Tahoma"/>
+          <w:b/>
+          <w:bCs/>
+          <w:color w:val="1F9D55"/>
+          <w:rtl/>
+        </w:rPr>
+        <w:t xml:space="preserve">✔  </w:t>
+      </w:r>
+      <w:r>
+        <w:rPr>
+          <w:rFonts w:ascii="Tahoma" w:cs="Tahoma" w:eastAsia="Tahoma" w:hAnsi="Tahoma"/>
+          <w:rtl/>
+        </w:rPr>
+        <w:t xml:space="preserve">بهینه‌سازی سرعت موبایل: امتیاز Lighthouse صفحهٔ اصلی از ۳۴ به حدود ۷۵ (دسکتاپ ۹۹)</w:t>
+      </w:r>
+    </w:p>
+    <w:p>
+      <w:pPr>
+        <w:bidi/>
+        <w:spacing w:after="70" w:line="340"/>
+        <w:ind w:start="360"/>
+      </w:pPr>
+      <w:r>
+        <w:rPr>
+          <w:rFonts w:ascii="Tahoma" w:cs="Tahoma" w:eastAsia="Tahoma" w:hAnsi="Tahoma"/>
           <w:color w:val="0B5FB0"/>
           <w:sz w:val="24"/>
           <w:szCs w:val="24"/>
@@ -7647,31 +7742,7 @@
           <w:rFonts w:ascii="Tahoma" w:cs="Tahoma" w:eastAsia="Tahoma" w:hAnsi="Tahoma"/>
           <w:rtl/>
         </w:rPr>
-        <w:t xml:space="preserve">بررسی هدرهای امنیتی، محدودیت تلاش ورود، و دسترسی هر نقش</w:t>
-      </w:r>
-    </w:p>
-    <w:p>
-      <w:pPr>
-        <w:bidi/>
-        <w:spacing w:after="70" w:line="340"/>
-        <w:ind w:start="360"/>
-      </w:pPr>
-      <w:r>
-        <w:rPr>
-          <w:rFonts w:ascii="Tahoma" w:cs="Tahoma" w:eastAsia="Tahoma" w:hAnsi="Tahoma"/>
-          <w:color w:val="0B5FB0"/>
-          <w:sz w:val="24"/>
-          <w:szCs w:val="24"/>
-          <w:rtl/>
-        </w:rPr>
-        <w:t xml:space="preserve">☐  </w:t>
-      </w:r>
-      <w:r>
-        <w:rPr>
-          <w:rFonts w:ascii="Tahoma" w:cs="Tahoma" w:eastAsia="Tahoma" w:hAnsi="Tahoma"/>
-          <w:rtl/>
-        </w:rPr>
-        <w:t xml:space="preserve">بررسی سرعت سایت روی موبایل (Lighthouse) و بهینه‌سازی عکس‌ها و ویدیو</w:t>
+        <w:t xml:space="preserve">تکرار بررسی سرعت روی سرور واقعی ایران (سرعت واقعی به سرور و اینترنت کاربر هم بستگی دارد)</w:t>
       </w:r>
     </w:p>
     <w:p>
@@ -13195,7 +13266,7 @@
         </w:rPr>
         <w:t xml:space="preserve">مراحل و هزینهٔ اینماد: </w:t>
       </w:r>
-      <w:hyperlink w:history="1" r:id="rId4ievgxbsstvng4-nr2lc4">
+      <w:hyperlink w:history="1" r:id="rIdefui73jk1bvl3ouqf5qup">
         <w:r>
           <w:rPr>
             <w:rStyle w:val="Hyperlink"/>
@@ -13218,7 +13289,7 @@
         </w:rPr>
         <w:t xml:space="preserve">الزام کد مالیاتی برای درگاه: </w:t>
       </w:r>
-      <w:hyperlink w:history="1" r:id="rIdpdukrshvavnnnsnervxwi">
+      <w:hyperlink w:history="1" r:id="rIdk-xw9px-mvn_xvvtqzegu">
         <w:r>
           <w:rPr>
             <w:rStyle w:val="Hyperlink"/>
@@ -13241,7 +13312,7 @@
         </w:rPr>
         <w:t xml:space="preserve">سامانه‌ها: </w:t>
       </w:r>
-      <w:hyperlink w:history="1" r:id="rIdu2eq9xjt3weycb-x7xgyu">
+      <w:hyperlink w:history="1" r:id="rIdyzmdu95kdqvtxrg3su-wp">
         <w:r>
           <w:rPr>
             <w:rStyle w:val="Hyperlink"/>
@@ -13258,7 +13329,7 @@
         </w:rPr>
         <w:t xml:space="preserve"> – </w:t>
       </w:r>
-      <w:hyperlink w:history="1" r:id="rId_apkongiam2zjvmrcwmi1">
+      <w:hyperlink w:history="1" r:id="rIdxpikf84uw2ptvnthdtgqy">
         <w:r>
           <w:rPr>
             <w:rStyle w:val="Hyperlink"/>
@@ -13275,7 +13346,7 @@
         </w:rPr>
         <w:t xml:space="preserve"> – </w:t>
       </w:r>
-      <w:hyperlink w:history="1" r:id="rIdhvcyfxtivofk1p-86dwez">
+      <w:hyperlink w:history="1" r:id="rIdgwmieqkt08bmuyp4z9yvc">
         <w:r>
           <w:rPr>
             <w:rStyle w:val="Hyperlink"/>
